--- a/static/downloads/pt-br/docx/layer-0/scope-declaration.docx
+++ b/static/downloads/pt-br/docx/layer-0/scope-declaration.docx
@@ -87,7 +87,7 @@
         <w:t xml:space="preserve"> </w:t>
       </w:r>
       <w:r>
-        <w:t xml:space="preserve">2026-06-26</w:t>
+        <w:t xml:space="preserve">2026-07-07</w:t>
       </w:r>
     </w:p>
     <w:p>
@@ -331,8 +331,14 @@
     </w:p>
     <w:p>
       <w:pPr>
-        <w:pStyle w:val="BlockText"/>
-      </w:pPr>
+        <w:pStyle w:val="BodyText"/>
+      </w:pPr>
+      <w:r>
+        <w:t xml:space="preserve">&gt;</w:t>
+      </w:r>
+      <w:r>
+        <w:t xml:space="preserve"> </w:t>
+      </w:r>
       <w:r>
         <w:rPr>
           <w:b/>
@@ -340,19 +346,29 @@
         </w:rPr>
         <w:t xml:space="preserve">Justificativa — Por que enumerar cada ativo governado</w:t>
       </w:r>
-    </w:p>
-    <w:p>
-      <w:pPr>
-        <w:pStyle w:val="BlockText"/>
-      </w:pPr>
-      <w:r>
-        <w:t xml:space="preserve">Se a comunidade não nomeou explicitamente um ativo como dentro do escopo, ele não está — ponto final. Listar os ativos pelo nome fecha a brecha onde reivindicações informais de autoridade crescem sobre recursos não declarados, e oferece aos membros uma lista concreta para verificar o que a comunidade de fato controla.</w:t>
-      </w:r>
-    </w:p>
-    <w:p>
-      <w:pPr>
-        <w:pStyle w:val="BlockText"/>
-      </w:pPr>
+      <w:r>
+        <w:t xml:space="preserve"> </w:t>
+      </w:r>
+      <w:r>
+        <w:t xml:space="preserve">&gt;</w:t>
+      </w:r>
+      <w:r>
+        <w:t xml:space="preserve"> </w:t>
+      </w:r>
+      <w:r>
+        <w:t xml:space="preserve">&gt; Se a comunidade não nomeou explicitamente um ativo como dentro do escopo, ele não está — ponto final. Listar os ativos pelo nome fecha a brecha onde reivindicações informais de autoridade crescem sobre recursos não declarados, e oferece aos membros uma lista concreta para verificar o que a comunidade de fato controla.</w:t>
+      </w:r>
+    </w:p>
+    <w:p>
+      <w:pPr>
+        <w:pStyle w:val="BodyText"/>
+      </w:pPr>
+      <w:r>
+        <w:t xml:space="preserve">&gt;</w:t>
+      </w:r>
+      <w:r>
+        <w:t xml:space="preserve"> </w:t>
+      </w:r>
       <w:r>
         <w:rPr>
           <w:b/>
@@ -360,13 +376,17 @@
         </w:rPr>
         <w:t xml:space="preserve">Instruções — Como preencher</w:t>
       </w:r>
-    </w:p>
-    <w:p>
-      <w:pPr>
-        <w:pStyle w:val="BlockText"/>
-      </w:pPr>
-      <w:r>
-        <w:t xml:space="preserve">Liste todos os ativos que a comunidade governa coletivamente: fundos compartilhados, tesourarias, terras, imóveis, software, sites, contas em redes sociais, marca, propriedade intelectual, infraestrutura física, etc. Seja específico — nomeie contas, carteiras, domínios.</w:t>
+      <w:r>
+        <w:t xml:space="preserve"> </w:t>
+      </w:r>
+      <w:r>
+        <w:t xml:space="preserve">&gt;</w:t>
+      </w:r>
+      <w:r>
+        <w:t xml:space="preserve"> </w:t>
+      </w:r>
+      <w:r>
+        <w:t xml:space="preserve">&gt; Liste todos os ativos que a comunidade governa coletivamente: fundos compartilhados, tesourarias, terras, imóveis, software, sites, contas em redes sociais, marca, propriedade intelectual, infraestrutura física, etc. Seja específico — nomeie contas, carteiras, domínios.</w:t>
       </w:r>
     </w:p>
     <w:p>
@@ -498,8 +518,14 @@
     </w:p>
     <w:p>
       <w:pPr>
-        <w:pStyle w:val="BlockText"/>
-      </w:pPr>
+        <w:pStyle w:val="BodyText"/>
+      </w:pPr>
+      <w:r>
+        <w:t xml:space="preserve">&gt;</w:t>
+      </w:r>
+      <w:r>
+        <w:t xml:space="preserve"> </w:t>
+      </w:r>
       <w:r>
         <w:rPr>
           <w:b/>
@@ -507,19 +533,29 @@
         </w:rPr>
         <w:t xml:space="preserve">Justificativa — Por que nomear domínios de decisão, e não apenas ativos</w:t>
       </w:r>
-    </w:p>
-    <w:p>
-      <w:pPr>
-        <w:pStyle w:val="BlockText"/>
-      </w:pPr>
-      <w:r>
-        <w:t xml:space="preserve">Escopo não é só sobre coisas — é sobre quais tipos de perguntas a comunidade tem direito de responder coletivamente. Nomear os domínios de decisão deixa inequívoco onde a autoridade coletiva se aplica e onde um indivíduo ou parte externa ainda decide, evitando a captura silenciosa de território decisório.</w:t>
-      </w:r>
-    </w:p>
-    <w:p>
-      <w:pPr>
-        <w:pStyle w:val="BlockText"/>
-      </w:pPr>
+      <w:r>
+        <w:t xml:space="preserve"> </w:t>
+      </w:r>
+      <w:r>
+        <w:t xml:space="preserve">&gt;</w:t>
+      </w:r>
+      <w:r>
+        <w:t xml:space="preserve"> </w:t>
+      </w:r>
+      <w:r>
+        <w:t xml:space="preserve">&gt; Escopo não é só sobre coisas — é sobre quais tipos de perguntas a comunidade tem direito de responder coletivamente. Nomear os domínios de decisão deixa inequívoco onde a autoridade coletiva se aplica e onde um indivíduo ou parte externa ainda decide, evitando a captura silenciosa de território decisório.</w:t>
+      </w:r>
+    </w:p>
+    <w:p>
+      <w:pPr>
+        <w:pStyle w:val="BodyText"/>
+      </w:pPr>
+      <w:r>
+        <w:t xml:space="preserve">&gt;</w:t>
+      </w:r>
+      <w:r>
+        <w:t xml:space="preserve"> </w:t>
+      </w:r>
       <w:r>
         <w:rPr>
           <w:b/>
@@ -527,13 +563,17 @@
         </w:rPr>
         <w:t xml:space="preserve">Instruções — Como preencher</w:t>
       </w:r>
-    </w:p>
-    <w:p>
-      <w:pPr>
-        <w:pStyle w:val="BlockText"/>
-      </w:pPr>
-      <w:r>
-        <w:t xml:space="preserve">Liste as categorias de decisões sobre as quais a comunidade tem autoridade. Estas se conectam às camadas posteriores (governança, associação, tesouraria, etc.) — nomeie-as em um nível que deixe claro quais tipos de perguntas a comunidade decide em conjunto.</w:t>
+      <w:r>
+        <w:t xml:space="preserve"> </w:t>
+      </w:r>
+      <w:r>
+        <w:t xml:space="preserve">&gt;</w:t>
+      </w:r>
+      <w:r>
+        <w:t xml:space="preserve"> </w:t>
+      </w:r>
+      <w:r>
+        <w:t xml:space="preserve">&gt; Liste as categorias de decisões sobre as quais a comunidade tem autoridade. Estas se conectam às camadas posteriores (governança, associação, tesouraria, etc.) — nomeie-as em um nível que deixe claro quais tipos de perguntas a comunidade decide em conjunto.</w:t>
       </w:r>
     </w:p>
     <w:p>
@@ -665,8 +705,14 @@
     </w:p>
     <w:p>
       <w:pPr>
-        <w:pStyle w:val="BlockText"/>
-      </w:pPr>
+        <w:pStyle w:val="BodyText"/>
+      </w:pPr>
+      <w:r>
+        <w:t xml:space="preserve">&gt;</w:t>
+      </w:r>
+      <w:r>
+        <w:t xml:space="preserve"> </w:t>
+      </w:r>
       <w:r>
         <w:rPr>
           <w:b/>
@@ -674,19 +720,29 @@
         </w:rPr>
         <w:t xml:space="preserve">Justificativa — Por que declarar o trabalho que a comunidade assume</w:t>
       </w:r>
-    </w:p>
-    <w:p>
-      <w:pPr>
-        <w:pStyle w:val="BlockText"/>
-      </w:pPr>
-      <w:r>
-        <w:t xml:space="preserve">Autoridade sem responsabilidade assumida produz paralisia; responsabilidade sem autoridade declarada produz esgotamento e culpabilização. Listar as atividades que a comunidade governa coletivamente torna o trabalho visível, atribuível e responsabilizável — e deixa óbvio quando algo importante não tem dono.</w:t>
-      </w:r>
-    </w:p>
-    <w:p>
-      <w:pPr>
-        <w:pStyle w:val="BlockText"/>
-      </w:pPr>
+      <w:r>
+        <w:t xml:space="preserve"> </w:t>
+      </w:r>
+      <w:r>
+        <w:t xml:space="preserve">&gt;</w:t>
+      </w:r>
+      <w:r>
+        <w:t xml:space="preserve"> </w:t>
+      </w:r>
+      <w:r>
+        <w:t xml:space="preserve">&gt; Autoridade sem responsabilidade assumida produz paralisia; responsabilidade sem autoridade declarada produz esgotamento e culpabilização. Listar as atividades que a comunidade governa coletivamente torna o trabalho visível, atribuível e responsabilizável — e deixa óbvio quando algo importante não tem dono.</w:t>
+      </w:r>
+    </w:p>
+    <w:p>
+      <w:pPr>
+        <w:pStyle w:val="BodyText"/>
+      </w:pPr>
+      <w:r>
+        <w:t xml:space="preserve">&gt;</w:t>
+      </w:r>
+      <w:r>
+        <w:t xml:space="preserve"> </w:t>
+      </w:r>
       <w:r>
         <w:rPr>
           <w:b/>
@@ -694,13 +750,17 @@
         </w:rPr>
         <w:t xml:space="preserve">Instruções — Como preencher</w:t>
       </w:r>
-    </w:p>
-    <w:p>
-      <w:pPr>
-        <w:pStyle w:val="BlockText"/>
-      </w:pPr>
-      <w:r>
-        <w:t xml:space="preserve">Liste as atividades contínuas pelas quais a comunidade é responsável: manter a infraestrutura compartilhada, admitir membros, prestar contas sobre recursos, cuidar da marca, etc. Estas são as coisas que precisam de um dono via Camada 5.</w:t>
+      <w:r>
+        <w:t xml:space="preserve"> </w:t>
+      </w:r>
+      <w:r>
+        <w:t xml:space="preserve">&gt;</w:t>
+      </w:r>
+      <w:r>
+        <w:t xml:space="preserve"> </w:t>
+      </w:r>
+      <w:r>
+        <w:t xml:space="preserve">&gt; Liste as atividades contínuas pelas quais a comunidade é responsável: manter a infraestrutura compartilhada, admitir membros, prestar contas sobre recursos, cuidar da marca, etc. Estas são as coisas que precisam de um dono via Camada 5.</w:t>
       </w:r>
     </w:p>
     <w:p>
@@ -856,8 +916,14 @@
     </w:p>
     <w:p>
       <w:pPr>
-        <w:pStyle w:val="BlockText"/>
-      </w:pPr>
+        <w:pStyle w:val="BodyText"/>
+      </w:pPr>
+      <w:r>
+        <w:t xml:space="preserve">&gt;</w:t>
+      </w:r>
+      <w:r>
+        <w:t xml:space="preserve"> </w:t>
+      </w:r>
       <w:r>
         <w:rPr>
           <w:b/>
@@ -865,13 +931,17 @@
         </w:rPr>
         <w:t xml:space="preserve">Justificativa — Por que nomear o que a comunidade não pode tocar</w:t>
       </w:r>
-    </w:p>
-    <w:p>
-      <w:pPr>
-        <w:pStyle w:val="BlockText"/>
-      </w:pPr>
-      <w:r>
-        <w:t xml:space="preserve">Um limite não declarado não é limite nenhum. Itens explicitamente fora do escopo protegem os membros de a comunidade invadir suas vidas privadas e finanças, e protegem partes externas de a comunidade presumir autoridade sobre seus assuntos. Se algo não é nomeado aqui, a regra padrão de</w:t>
+      <w:r>
+        <w:t xml:space="preserve"> </w:t>
+      </w:r>
+      <w:r>
+        <w:t xml:space="preserve">&gt;</w:t>
+      </w:r>
+      <w:r>
+        <w:t xml:space="preserve"> </w:t>
+      </w:r>
+      <w:r>
+        <w:t xml:space="preserve">&gt; Um limite não declarado não é limite nenhum. Itens explicitamente fora do escopo protegem os membros de a comunidade invadir suas vidas privadas e finanças, e protegem partes externas de a comunidade presumir autoridade sobre seus assuntos. Se algo não é nomeado aqui, a regra padrão de</w:t>
       </w:r>
       <w:r>
         <w:t xml:space="preserve"> </w:t>
@@ -888,8 +958,14 @@
     </w:p>
     <w:p>
       <w:pPr>
-        <w:pStyle w:val="BlockText"/>
-      </w:pPr>
+        <w:pStyle w:val="BodyText"/>
+      </w:pPr>
+      <w:r>
+        <w:t xml:space="preserve">&gt;</w:t>
+      </w:r>
+      <w:r>
+        <w:t xml:space="preserve"> </w:t>
+      </w:r>
       <w:r>
         <w:rPr>
           <w:b/>
@@ -897,13 +973,17 @@
         </w:rPr>
         <w:t xml:space="preserve">Instruções — Como preencher</w:t>
       </w:r>
-    </w:p>
-    <w:p>
-      <w:pPr>
-        <w:pStyle w:val="BlockText"/>
-      </w:pPr>
-      <w:r>
-        <w:t xml:space="preserve">Liste os limites mais importantes: coisas que as pessoas podem supor estar dentro do escopo mas não estão. Finanças pessoais, relacionamentos privados, infraestrutura de terceiros, projetos externos, etc.</w:t>
+      <w:r>
+        <w:t xml:space="preserve"> </w:t>
+      </w:r>
+      <w:r>
+        <w:t xml:space="preserve">&gt;</w:t>
+      </w:r>
+      <w:r>
+        <w:t xml:space="preserve"> </w:t>
+      </w:r>
+      <w:r>
+        <w:t xml:space="preserve">&gt; Liste os limites mais importantes: coisas que as pessoas podem supor estar dentro do escopo mas não estão. Finanças pessoais, relacionamentos privados, infraestrutura de terceiros, projetos externos, etc.</w:t>
       </w:r>
     </w:p>
     <w:p>
@@ -1004,6 +1084,9 @@
       </w:r>
       <w:r>
         <w:t xml:space="preserve"> </w:t>
+      </w:r>
+      <w:r>
+        <w:t xml:space="preserve">&lt;AAAA-MM-DD&gt;</w:t>
       </w:r>
     </w:p>
     <w:p>

--- a/static/downloads/pt-br/docx/layer-0/scope-declaration.docx
+++ b/static/downloads/pt-br/docx/layer-0/scope-declaration.docx
@@ -87,7 +87,7 @@
         <w:t xml:space="preserve"> </w:t>
       </w:r>
       <w:r>
-        <w:t xml:space="preserve">2026-07-07</w:t>
+        <w:t xml:space="preserve">2026-08-31</w:t>
       </w:r>
     </w:p>
     <w:p>
